--- a/docs/deliverables/RAD/NC13_RAD_ver.0.4.docx
+++ b/docs/deliverables/RAD/NC13_RAD_ver.0.4.docx
@@ -1310,11 +1310,9 @@
               <w:jc w:val="center"/>
               <w:cnfStyle w:val="000000000000" w:firstRow="0" w:lastRow="0" w:firstColumn="0" w:lastColumn="0" w:oddVBand="0" w:evenVBand="0" w:oddHBand="0" w:evenHBand="0" w:firstRowFirstColumn="0" w:firstRowLastColumn="0" w:lastRowFirstColumn="0" w:lastRowLastColumn="0"/>
             </w:pPr>
-            <w:proofErr w:type="gramStart"/>
             <w:r>
               <w:t>Tutto il team</w:t>
             </w:r>
-            <w:proofErr w:type="gramEnd"/>
           </w:p>
         </w:tc>
       </w:tr>
@@ -5398,13 +5396,13 @@
               <w:rPr>
                 <w:color w:val="000000" w:themeColor="text1"/>
               </w:rPr>
-              <w:t xml:space="preserve">esse </w:t>
+              <w:t>esse</w:t>
             </w:r>
             <w:r>
               <w:rPr>
                 <w:color w:val="000000" w:themeColor="text1"/>
               </w:rPr>
-              <w:t>siano aggiornate nel sistema.</w:t>
+              <w:t xml:space="preserve"> siano aggiornate nel sistema.</w:t>
             </w:r>
           </w:p>
         </w:tc>
@@ -5519,19 +5517,10 @@
       <w:pPr>
         <w:rPr>
           <w:b/>
+          <w:bCs/>
           <w:color w:val="000000" w:themeColor="text1"/>
         </w:rPr>
       </w:pPr>
-      <w:r>
-        <w:rPr>
-          <w:rFonts w:eastAsiaTheme="minorEastAsia"/>
-          <w:b/>
-          <w:color w:val="000000" w:themeColor="text1"/>
-          <w:szCs w:val="24"/>
-        </w:rPr>
-        <w:lastRenderedPageBreak/>
-        <w:t>AD_</w:t>
-      </w:r>
       <w:r>
         <w:rPr>
           <w:rFonts w:eastAsiaTheme="minorEastAsia"/>
@@ -5540,12 +5529,24 @@
           <w:color w:val="000000" w:themeColor="text1"/>
           <w:szCs w:val="24"/>
         </w:rPr>
-        <w:t>2</w:t>
+        <w:lastRenderedPageBreak/>
+        <w:t>AD_</w:t>
       </w:r>
       <w:r>
         <w:rPr>
           <w:rFonts w:eastAsiaTheme="minorEastAsia"/>
           <w:b/>
+          <w:bCs/>
+          <w:color w:val="000000" w:themeColor="text1"/>
+          <w:szCs w:val="24"/>
+        </w:rPr>
+        <w:t>2</w:t>
+      </w:r>
+      <w:r>
+        <w:rPr>
+          <w:rFonts w:eastAsiaTheme="minorEastAsia"/>
+          <w:b/>
+          <w:bCs/>
           <w:color w:val="000000" w:themeColor="text1"/>
           <w:szCs w:val="24"/>
         </w:rPr>
@@ -5698,13 +5699,7 @@
               <w:rPr>
                 <w:color w:val="000000" w:themeColor="text1"/>
               </w:rPr>
-              <w:t>in base ai suoi interessi</w:t>
-            </w:r>
-            <w:r>
-              <w:rPr>
-                <w:color w:val="000000" w:themeColor="text1"/>
-              </w:rPr>
-              <w:t>.</w:t>
+              <w:t>in base ai suoi interessi.</w:t>
             </w:r>
           </w:p>
           <w:p>
@@ -5741,25 +5736,19 @@
               <w:rPr>
                 <w:color w:val="000000" w:themeColor="text1"/>
               </w:rPr>
-              <w:t>Per nuove notizie è necessario che</w:t>
+              <w:t xml:space="preserve">Per nuove notizie è necessario che </w:t>
             </w:r>
             <w:r>
               <w:rPr>
                 <w:color w:val="000000" w:themeColor="text1"/>
               </w:rPr>
-              <w:t xml:space="preserve"> esse </w:t>
+              <w:t>esse</w:t>
             </w:r>
             <w:r>
               <w:rPr>
                 <w:color w:val="000000" w:themeColor="text1"/>
               </w:rPr>
-              <w:t>siano aggiornate nel sistema</w:t>
-            </w:r>
-            <w:r>
-              <w:rPr>
-                <w:color w:val="000000" w:themeColor="text1"/>
-              </w:rPr>
-              <w:t>.</w:t>
+              <w:t xml:space="preserve"> siano aggiornate nel sistema.</w:t>
             </w:r>
           </w:p>
         </w:tc>
@@ -5838,6 +5827,7 @@
       <w:r>
         <w:rPr>
           <w:b/>
+          <w:bCs/>
         </w:rPr>
         <w:t>Requisiti funzionali:</w:t>
       </w:r>
@@ -5887,6 +5877,7 @@
       <w:r>
         <w:rPr>
           <w:b/>
+          <w:bCs/>
         </w:rPr>
         <w:t>Requisiti non funzionali</w:t>
       </w:r>
@@ -5929,11 +5920,13 @@
         <w:jc w:val="both"/>
         <w:rPr>
           <w:b/>
+          <w:bCs/>
         </w:rPr>
       </w:pPr>
       <w:r>
         <w:rPr>
           <w:b/>
+          <w:bCs/>
         </w:rPr>
         <w:t xml:space="preserve">Modello del sistema: </w:t>
       </w:r>
@@ -5950,6 +5943,7 @@
       <w:r>
         <w:rPr>
           <w:b/>
+          <w:bCs/>
         </w:rPr>
         <w:t>Scenari:</w:t>
       </w:r>
@@ -5976,6 +5970,7 @@
       <w:r>
         <w:rPr>
           <w:b/>
+          <w:bCs/>
         </w:rPr>
         <w:t>Modello dei casi d’uso</w:t>
       </w:r>
@@ -6005,6 +6000,7 @@
       <w:r>
         <w:rPr>
           <w:b/>
+          <w:bCs/>
         </w:rPr>
         <w:t>Modello ad oggetti</w:t>
       </w:r>
@@ -6046,6 +6042,7 @@
       <w:r>
         <w:rPr>
           <w:b/>
+          <w:bCs/>
         </w:rPr>
         <w:t>Modello dinamico</w:t>
       </w:r>
@@ -6081,6 +6078,7 @@
       <w:r>
         <w:rPr>
           <w:b/>
+          <w:bCs/>
         </w:rPr>
         <w:t>Path navigazionali</w:t>
       </w:r>
@@ -6119,6 +6117,7 @@
       <w:r>
         <w:rPr>
           <w:b/>
+          <w:bCs/>
         </w:rPr>
         <w:t>Mock-ups</w:t>
       </w:r>
@@ -9475,15 +9474,7 @@
               <w:cnfStyle w:val="000000100000" w:firstRow="0" w:lastRow="0" w:firstColumn="0" w:lastColumn="0" w:oddVBand="0" w:evenVBand="0" w:oddHBand="1" w:evenHBand="0" w:firstRowFirstColumn="0" w:firstRowLastColumn="0" w:lastRowFirstColumn="0" w:lastRowLastColumn="0"/>
             </w:pPr>
             <w:r>
-              <w:t xml:space="preserve">Il sistema deve permettere all’utente di completare la procedura di registrazione e prima profilazione in meno di </w:t>
-            </w:r>
-            <w:proofErr w:type="gramStart"/>
-            <w:r>
-              <w:t>5</w:t>
-            </w:r>
-            <w:proofErr w:type="gramEnd"/>
-            <w:r>
-              <w:t xml:space="preserve"> minuti</w:t>
+              <w:t>Il sistema deve permettere all’utente di completare la procedura di registrazione e prima profilazione in meno di 5 minuti</w:t>
             </w:r>
             <w:r>
               <w:t xml:space="preserve"> dal primo avvio</w:t>
@@ -9702,23 +9693,7 @@
                 <w:kern w:val="0"/>
                 <w:szCs w:val="24"/>
               </w:rPr>
-              <w:t xml:space="preserve">Il sistema deve garantire il passaggio dalla bacheca all’assistente conversazionale in meno di </w:t>
-            </w:r>
-            <w:proofErr w:type="gramStart"/>
-            <w:r>
-              <w:rPr>
-                <w:kern w:val="0"/>
-                <w:szCs w:val="24"/>
-              </w:rPr>
-              <w:t>3</w:t>
-            </w:r>
-            <w:proofErr w:type="gramEnd"/>
-            <w:r>
-              <w:rPr>
-                <w:kern w:val="0"/>
-                <w:szCs w:val="24"/>
-              </w:rPr>
-              <w:t xml:space="preserve"> click</w:t>
+              <w:t>Il sistema deve garantire il passaggio dalla bacheca all’assistente conversazionale in meno di 3 click</w:t>
             </w:r>
           </w:p>
         </w:tc>
@@ -12811,7 +12786,7 @@
     <w:pPr>
       <w:pStyle w:val="Pidipagina"/>
     </w:pPr>
-    <w:fldSimple w:instr=" FILENAME \* MERGEFORMAT ">
+    <w:fldSimple w:instr="FILENAME \* MERGEFORMAT">
       <w:r>
         <w:rPr>
           <w:noProof/>
@@ -13084,13 +13059,8 @@
             <w:t xml:space="preserve">Ingegneria del Software </w:t>
           </w:r>
           <w:r>
-            <w:t xml:space="preserve">- Prof. </w:t>
+            <w:t>- Prof. C.Gravino</w:t>
           </w:r>
-          <w:proofErr w:type="gramStart"/>
-          <w:r>
-            <w:t>C.Gravino</w:t>
-          </w:r>
-          <w:proofErr w:type="gramEnd"/>
         </w:p>
       </w:tc>
     </w:tr>
@@ -17467,10 +17437,6 @@
 </file>
 
 <file path=customXml/item1.xml><?xml version="1.0" encoding="utf-8"?>
-<b:Sources xmlns:b="http://schemas.openxmlformats.org/officeDocument/2006/bibliography" xmlns="http://schemas.openxmlformats.org/officeDocument/2006/bibliography" SelectedStyle="\APASixthEditionOfficeOnline.xsl" StyleName="APA" Version="6"/>
-</file>
-
-<file path=customXml/item2.xml><?xml version="1.0" encoding="utf-8"?>
 <ct:contentTypeSchema xmlns:ct="http://schemas.microsoft.com/office/2006/metadata/contentType" xmlns:ma="http://schemas.microsoft.com/office/2006/metadata/properties/metaAttributes" ct:_="" ma:_="" ma:contentTypeName="Documento" ma:contentTypeID="0x010100958A34E01316F8439D0AE3BCFE2030F9" ma:contentTypeVersion="15" ma:contentTypeDescription="Creare un nuovo documento." ma:contentTypeScope="" ma:versionID="42c7e40e66e0f4a1748ecd0cef7dc192">
   <xsd:schema xmlns:xsd="http://www.w3.org/2001/XMLSchema" xmlns:xs="http://www.w3.org/2001/XMLSchema" xmlns:p="http://schemas.microsoft.com/office/2006/metadata/properties" xmlns:ns3="25379ffa-1be3-456e-9b5c-56d073d73bb0" xmlns:ns4="c1651439-6e46-4f78-9acb-4a905f92618b" targetNamespace="http://schemas.microsoft.com/office/2006/metadata/properties" ma:root="true" ma:fieldsID="9321a28dca3f0d6f78662dde7f8125c2" ns3:_="" ns4:_="">
     <xsd:import namespace="25379ffa-1be3-456e-9b5c-56d073d73bb0"/>
@@ -17703,15 +17669,11 @@
 </ct:contentTypeSchema>
 </file>
 
-<file path=customXml/item3.xml><?xml version="1.0" encoding="utf-8"?>
-<p:properties xmlns:p="http://schemas.microsoft.com/office/2006/metadata/properties" xmlns:xsi="http://www.w3.org/2001/XMLSchema-instance" xmlns:pc="http://schemas.microsoft.com/office/infopath/2007/PartnerControls">
-  <documentManagement>
-    <_activity xmlns="c1651439-6e46-4f78-9acb-4a905f92618b" xsi:nil="true"/>
-  </documentManagement>
-</p:properties>
+<file path=customXml/item2.xml><?xml version="1.0" encoding="utf-8"?>
+<b:Sources xmlns:b="http://schemas.openxmlformats.org/officeDocument/2006/bibliography" xmlns="http://schemas.openxmlformats.org/officeDocument/2006/bibliography" SelectedStyle="\APASixthEditionOfficeOnline.xsl" StyleName="APA" Version="6"/>
 </file>
 
-<file path=customXml/item4.xml><?xml version="1.0" encoding="utf-8"?>
+<file path=customXml/item3.xml><?xml version="1.0" encoding="utf-8"?>
 <?mso-contentType ?>
 <FormTemplates xmlns="http://schemas.microsoft.com/sharepoint/v3/contenttype/forms">
   <Display>DocumentLibraryForm</Display>
@@ -17720,15 +17682,15 @@
 </FormTemplates>
 </file>
 
-<file path=customXml/itemProps1.xml><?xml version="1.0" encoding="utf-8"?>
-<ds:datastoreItem xmlns:ds="http://schemas.openxmlformats.org/officeDocument/2006/customXml" ds:itemID="{3EC47F37-6DD1-4A07-AC62-05F8DB7B4B69}">
-  <ds:schemaRefs>
-    <ds:schemaRef ds:uri="http://schemas.openxmlformats.org/officeDocument/2006/bibliography"/>
-  </ds:schemaRefs>
-</ds:datastoreItem>
+<file path=customXml/item4.xml><?xml version="1.0" encoding="utf-8"?>
+<p:properties xmlns:p="http://schemas.microsoft.com/office/2006/metadata/properties" xmlns:xsi="http://www.w3.org/2001/XMLSchema-instance" xmlns:pc="http://schemas.microsoft.com/office/infopath/2007/PartnerControls">
+  <documentManagement>
+    <_activity xmlns="c1651439-6e46-4f78-9acb-4a905f92618b" xsi:nil="true"/>
+  </documentManagement>
+</p:properties>
 </file>
 
-<file path=customXml/itemProps2.xml><?xml version="1.0" encoding="utf-8"?>
+<file path=customXml/itemProps1.xml><?xml version="1.0" encoding="utf-8"?>
 <ds:datastoreItem xmlns:ds="http://schemas.openxmlformats.org/officeDocument/2006/customXml" ds:itemID="{788E0E25-0DE4-4338-B881-6A90604A2A96}">
   <ds:schemaRefs>
     <ds:schemaRef ds:uri="http://schemas.microsoft.com/office/2006/metadata/contentType"/>
@@ -17747,7 +17709,23 @@
 </ds:datastoreItem>
 </file>
 
+<file path=customXml/itemProps2.xml><?xml version="1.0" encoding="utf-8"?>
+<ds:datastoreItem xmlns:ds="http://schemas.openxmlformats.org/officeDocument/2006/customXml" ds:itemID="{3EC47F37-6DD1-4A07-AC62-05F8DB7B4B69}">
+  <ds:schemaRefs>
+    <ds:schemaRef ds:uri="http://schemas.openxmlformats.org/officeDocument/2006/bibliography"/>
+  </ds:schemaRefs>
+</ds:datastoreItem>
+</file>
+
 <file path=customXml/itemProps3.xml><?xml version="1.0" encoding="utf-8"?>
+<ds:datastoreItem xmlns:ds="http://schemas.openxmlformats.org/officeDocument/2006/customXml" ds:itemID="{34150ACC-3A32-4B10-936E-C3AEE55FE8FC}">
+  <ds:schemaRefs>
+    <ds:schemaRef ds:uri="http://schemas.microsoft.com/sharepoint/v3/contenttype/forms"/>
+  </ds:schemaRefs>
+</ds:datastoreItem>
+</file>
+
+<file path=customXml/itemProps4.xml><?xml version="1.0" encoding="utf-8"?>
 <ds:datastoreItem xmlns:ds="http://schemas.openxmlformats.org/officeDocument/2006/customXml" ds:itemID="{8F1128D5-AA15-4654-9931-F50109245E42}">
   <ds:schemaRefs>
     <ds:schemaRef ds:uri="http://schemas.microsoft.com/office/2006/metadata/properties"/>
@@ -17755,12 +17733,4 @@
     <ds:schemaRef ds:uri="c1651439-6e46-4f78-9acb-4a905f92618b"/>
   </ds:schemaRefs>
 </ds:datastoreItem>
-</file>
-
-<file path=customXml/itemProps4.xml><?xml version="1.0" encoding="utf-8"?>
-<ds:datastoreItem xmlns:ds="http://schemas.openxmlformats.org/officeDocument/2006/customXml" ds:itemID="{34150ACC-3A32-4B10-936E-C3AEE55FE8FC}">
-  <ds:schemaRefs>
-    <ds:schemaRef ds:uri="http://schemas.microsoft.com/sharepoint/v3/contenttype/forms"/>
-  </ds:schemaRefs>
-</ds:datastoreItem>
 </file>